--- a/templates/person/Application_Person.docx
+++ b/templates/person/Application_Person.docx
@@ -328,6 +328,22 @@
               <w:t>_Full_Name</w:t>
             </w:r>
             <w:proofErr w:type="spellEnd"/>
+            <w:r>
+              <w:rPr>
+                <w:rFonts w:ascii="Times New Roman" w:hAnsi="Times New Roman" w:cs="Times New Roman"/>
+                <w:b/>
+                <w:bCs/>
+              </w:rPr>
+              <w:t xml:space="preserve"> </w:t>
+            </w:r>
+            <w:r>
+              <w:rPr>
+                <w:rFonts w:ascii="Times New Roman" w:hAnsi="Times New Roman" w:cs="Times New Roman"/>
+                <w:b/>
+                <w:bCs/>
+              </w:rPr>
+              <w:t>| upper</w:t>
+            </w:r>
             <w:r>
               <w:rPr>
                 <w:rFonts w:ascii="Times New Roman" w:hAnsi="Times New Roman" w:cs="Times New Roman"/>
@@ -646,7 +662,24 @@
                 <w:b/>
                 <w:bCs/>
               </w:rPr>
-              <w:t>_Res_</w:t>
+              <w:t>_Res_County</w:t>
+            </w:r>
+            <w:proofErr w:type="spellEnd"/>
+            <w:r>
+              <w:rPr>
+                <w:rFonts w:ascii="Times New Roman" w:hAnsi="Times New Roman" w:cs="Times New Roman"/>
+                <w:b/>
+                <w:bCs/>
+              </w:rPr>
+              <w:t xml:space="preserve"> </w:t>
+            </w:r>
+            <w:r>
+              <w:rPr>
+                <w:rFonts w:ascii="Times New Roman" w:hAnsi="Times New Roman" w:cs="Times New Roman"/>
+                <w:b/>
+                <w:bCs/>
+              </w:rPr>
+              <w:t xml:space="preserve">| </w:t>
             </w:r>
             <w:proofErr w:type="gramStart"/>
             <w:r>
@@ -655,9 +688,8 @@
                 <w:b/>
                 <w:bCs/>
               </w:rPr>
-              <w:t>County</w:t>
+              <w:t>upper</w:t>
             </w:r>
-            <w:proofErr w:type="spellEnd"/>
             <w:r>
               <w:rPr>
                 <w:rFonts w:ascii="Times New Roman" w:hAnsi="Times New Roman" w:cs="Times New Roman"/>
@@ -779,6 +811,60 @@
         <w:rPr>
           <w:rFonts w:ascii="Times New Roman" w:hAnsi="Times New Roman" w:cs="Times New Roman"/>
         </w:rPr>
+        <w:t>_Full_Name</w:t>
+      </w:r>
+      <w:proofErr w:type="spellEnd"/>
+      <w:r>
+        <w:rPr>
+          <w:rFonts w:ascii="Times New Roman" w:hAnsi="Times New Roman" w:cs="Times New Roman"/>
+        </w:rPr>
+        <w:t xml:space="preserve"> </w:t>
+      </w:r>
+      <w:r>
+        <w:rPr>
+          <w:rFonts w:ascii="Times New Roman" w:hAnsi="Times New Roman" w:cs="Times New Roman"/>
+        </w:rPr>
+        <w:t xml:space="preserve">| </w:t>
+      </w:r>
+      <w:proofErr w:type="gramStart"/>
+      <w:r>
+        <w:rPr>
+          <w:rFonts w:ascii="Times New Roman" w:hAnsi="Times New Roman" w:cs="Times New Roman"/>
+        </w:rPr>
+        <w:t xml:space="preserve">title </w:t>
+      </w:r>
+      <w:r>
+        <w:rPr>
+          <w:rFonts w:ascii="Times New Roman" w:hAnsi="Times New Roman" w:cs="Times New Roman"/>
+        </w:rPr>
+        <w:t>}</w:t>
+      </w:r>
+      <w:proofErr w:type="gramEnd"/>
+      <w:r>
+        <w:rPr>
+          <w:rFonts w:ascii="Times New Roman" w:hAnsi="Times New Roman" w:cs="Times New Roman"/>
+        </w:rPr>
+        <w:t xml:space="preserve">}, Applicant, files this Application for Appointment of Guardian of the Person pursuant to Section 1101.001 of the Texas Estates Code on behalf of </w:t>
+      </w:r>
+      <w:proofErr w:type="gramStart"/>
+      <w:r>
+        <w:rPr>
+          <w:rFonts w:ascii="Times New Roman" w:hAnsi="Times New Roman" w:cs="Times New Roman"/>
+        </w:rPr>
+        <w:t xml:space="preserve">{{ </w:t>
+      </w:r>
+      <w:proofErr w:type="spellStart"/>
+      <w:r>
+        <w:rPr>
+          <w:rFonts w:ascii="Times New Roman" w:hAnsi="Times New Roman" w:cs="Times New Roman"/>
+        </w:rPr>
+        <w:t>Ward</w:t>
+      </w:r>
+      <w:proofErr w:type="gramEnd"/>
+      <w:r>
+        <w:rPr>
+          <w:rFonts w:ascii="Times New Roman" w:hAnsi="Times New Roman" w:cs="Times New Roman"/>
+        </w:rPr>
         <w:t>_Full_</w:t>
       </w:r>
       <w:proofErr w:type="gramStart"/>
@@ -800,7 +886,30 @@
         <w:rPr>
           <w:rFonts w:ascii="Times New Roman" w:hAnsi="Times New Roman" w:cs="Times New Roman"/>
         </w:rPr>
-        <w:t xml:space="preserve">}, Applicant, files this Application for Appointment of Guardian of the Person pursuant to Section 1101.001 of the Texas Estates Code on behalf of </w:t>
+        <w:t>}, Proposed Ward, and shows the Court the following:</w:t>
+      </w:r>
+    </w:p>
+    <w:p>
+      <w:pPr>
+        <w:jc w:val="both"/>
+        <w:rPr>
+          <w:rFonts w:ascii="Times New Roman" w:hAnsi="Times New Roman" w:cs="Times New Roman"/>
+        </w:rPr>
+      </w:pPr>
+    </w:p>
+    <w:p>
+      <w:pPr>
+        <w:spacing w:line="480" w:lineRule="auto"/>
+        <w:jc w:val="both"/>
+        <w:rPr>
+          <w:rFonts w:ascii="Times New Roman" w:hAnsi="Times New Roman" w:cs="Times New Roman"/>
+        </w:rPr>
+      </w:pPr>
+      <w:r>
+        <w:rPr>
+          <w:rFonts w:ascii="Times New Roman" w:hAnsi="Times New Roman" w:cs="Times New Roman"/>
+        </w:rPr>
+        <w:t xml:space="preserve">1. Proposed Ward Information: Proposed Ward is an adult individual whose date of birth is </w:t>
       </w:r>
       <w:proofErr w:type="gramStart"/>
       <w:r>
@@ -821,14 +930,14 @@
         <w:rPr>
           <w:rFonts w:ascii="Times New Roman" w:hAnsi="Times New Roman" w:cs="Times New Roman"/>
         </w:rPr>
-        <w:t>_Full_</w:t>
-      </w:r>
-      <w:proofErr w:type="gramStart"/>
-      <w:r>
-        <w:rPr>
-          <w:rFonts w:ascii="Times New Roman" w:hAnsi="Times New Roman" w:cs="Times New Roman"/>
-        </w:rPr>
-        <w:t>Name</w:t>
+        <w:t>_</w:t>
+      </w:r>
+      <w:proofErr w:type="gramStart"/>
+      <w:r>
+        <w:rPr>
+          <w:rFonts w:ascii="Times New Roman" w:hAnsi="Times New Roman" w:cs="Times New Roman"/>
+        </w:rPr>
+        <w:t>DOB</w:t>
       </w:r>
       <w:proofErr w:type="spellEnd"/>
       <w:r>
@@ -842,7 +951,315 @@
         <w:rPr>
           <w:rFonts w:ascii="Times New Roman" w:hAnsi="Times New Roman" w:cs="Times New Roman"/>
         </w:rPr>
-        <w:t>}, Proposed Ward, and shows the Court the following:</w:t>
+        <w:t xml:space="preserve">}. Proposed Ward’s Social Security number ends with </w:t>
+      </w:r>
+      <w:proofErr w:type="gramStart"/>
+      <w:r>
+        <w:rPr>
+          <w:rFonts w:ascii="Times New Roman" w:hAnsi="Times New Roman" w:cs="Times New Roman"/>
+        </w:rPr>
+        <w:t>{{ Ward</w:t>
+      </w:r>
+      <w:proofErr w:type="gramEnd"/>
+      <w:r>
+        <w:rPr>
+          <w:rFonts w:ascii="Times New Roman" w:hAnsi="Times New Roman" w:cs="Times New Roman"/>
+        </w:rPr>
+        <w:t>_SSN_Last</w:t>
+      </w:r>
+      <w:proofErr w:type="gramStart"/>
+      <w:r>
+        <w:rPr>
+          <w:rFonts w:ascii="Times New Roman" w:hAnsi="Times New Roman" w:cs="Times New Roman"/>
+        </w:rPr>
+        <w:t>3 }</w:t>
+      </w:r>
+      <w:proofErr w:type="gramEnd"/>
+      <w:r>
+        <w:rPr>
+          <w:rFonts w:ascii="Times New Roman" w:hAnsi="Times New Roman" w:cs="Times New Roman"/>
+        </w:rPr>
+        <w:t xml:space="preserve">} and Driver’s License ends with </w:t>
+      </w:r>
+      <w:proofErr w:type="gramStart"/>
+      <w:r>
+        <w:rPr>
+          <w:rFonts w:ascii="Times New Roman" w:hAnsi="Times New Roman" w:cs="Times New Roman"/>
+        </w:rPr>
+        <w:t>{{ Ward</w:t>
+      </w:r>
+      <w:proofErr w:type="gramEnd"/>
+      <w:r>
+        <w:rPr>
+          <w:rFonts w:ascii="Times New Roman" w:hAnsi="Times New Roman" w:cs="Times New Roman"/>
+        </w:rPr>
+        <w:t>_DL_Last</w:t>
+      </w:r>
+      <w:proofErr w:type="gramStart"/>
+      <w:r>
+        <w:rPr>
+          <w:rFonts w:ascii="Times New Roman" w:hAnsi="Times New Roman" w:cs="Times New Roman"/>
+        </w:rPr>
+        <w:t>3 }</w:t>
+      </w:r>
+      <w:proofErr w:type="gramEnd"/>
+      <w:r>
+        <w:rPr>
+          <w:rFonts w:ascii="Times New Roman" w:hAnsi="Times New Roman" w:cs="Times New Roman"/>
+        </w:rPr>
+        <w:t xml:space="preserve">}. Proposed Ward resides at </w:t>
+      </w:r>
+      <w:proofErr w:type="gramStart"/>
+      <w:r>
+        <w:rPr>
+          <w:rFonts w:ascii="Times New Roman" w:hAnsi="Times New Roman" w:cs="Times New Roman"/>
+        </w:rPr>
+        <w:t xml:space="preserve">{{ </w:t>
+      </w:r>
+      <w:proofErr w:type="spellStart"/>
+      <w:r>
+        <w:rPr>
+          <w:rFonts w:ascii="Times New Roman" w:hAnsi="Times New Roman" w:cs="Times New Roman"/>
+        </w:rPr>
+        <w:t>Ward</w:t>
+      </w:r>
+      <w:proofErr w:type="gramEnd"/>
+      <w:r>
+        <w:rPr>
+          <w:rFonts w:ascii="Times New Roman" w:hAnsi="Times New Roman" w:cs="Times New Roman"/>
+        </w:rPr>
+        <w:t>_Res_</w:t>
+      </w:r>
+      <w:proofErr w:type="gramStart"/>
+      <w:r>
+        <w:rPr>
+          <w:rFonts w:ascii="Times New Roman" w:hAnsi="Times New Roman" w:cs="Times New Roman"/>
+        </w:rPr>
+        <w:t>Street</w:t>
+      </w:r>
+      <w:proofErr w:type="spellEnd"/>
+      <w:r>
+        <w:rPr>
+          <w:rFonts w:ascii="Times New Roman" w:hAnsi="Times New Roman" w:cs="Times New Roman"/>
+        </w:rPr>
+        <w:t xml:space="preserve"> }</w:t>
+      </w:r>
+      <w:proofErr w:type="gramEnd"/>
+      <w:r>
+        <w:rPr>
+          <w:rFonts w:ascii="Times New Roman" w:hAnsi="Times New Roman" w:cs="Times New Roman"/>
+        </w:rPr>
+        <w:t xml:space="preserve">}, </w:t>
+      </w:r>
+      <w:proofErr w:type="gramStart"/>
+      <w:r>
+        <w:rPr>
+          <w:rFonts w:ascii="Times New Roman" w:hAnsi="Times New Roman" w:cs="Times New Roman"/>
+        </w:rPr>
+        <w:t xml:space="preserve">{{ </w:t>
+      </w:r>
+      <w:proofErr w:type="spellStart"/>
+      <w:r>
+        <w:rPr>
+          <w:rFonts w:ascii="Times New Roman" w:hAnsi="Times New Roman" w:cs="Times New Roman"/>
+        </w:rPr>
+        <w:t>Ward</w:t>
+      </w:r>
+      <w:proofErr w:type="gramEnd"/>
+      <w:r>
+        <w:rPr>
+          <w:rFonts w:ascii="Times New Roman" w:hAnsi="Times New Roman" w:cs="Times New Roman"/>
+        </w:rPr>
+        <w:t>_Res_City_State_</w:t>
+      </w:r>
+      <w:proofErr w:type="gramStart"/>
+      <w:r>
+        <w:rPr>
+          <w:rFonts w:ascii="Times New Roman" w:hAnsi="Times New Roman" w:cs="Times New Roman"/>
+        </w:rPr>
+        <w:t>Zip</w:t>
+      </w:r>
+      <w:proofErr w:type="spellEnd"/>
+      <w:r>
+        <w:rPr>
+          <w:rFonts w:ascii="Times New Roman" w:hAnsi="Times New Roman" w:cs="Times New Roman"/>
+        </w:rPr>
+        <w:t xml:space="preserve"> }</w:t>
+      </w:r>
+      <w:proofErr w:type="gramEnd"/>
+      <w:r>
+        <w:rPr>
+          <w:rFonts w:ascii="Times New Roman" w:hAnsi="Times New Roman" w:cs="Times New Roman"/>
+        </w:rPr>
+        <w:t xml:space="preserve">}, </w:t>
+      </w:r>
+      <w:proofErr w:type="gramStart"/>
+      <w:r>
+        <w:rPr>
+          <w:rFonts w:ascii="Times New Roman" w:hAnsi="Times New Roman" w:cs="Times New Roman"/>
+        </w:rPr>
+        <w:t xml:space="preserve">{{ </w:t>
+      </w:r>
+      <w:proofErr w:type="spellStart"/>
+      <w:r>
+        <w:rPr>
+          <w:rFonts w:ascii="Times New Roman" w:hAnsi="Times New Roman" w:cs="Times New Roman"/>
+        </w:rPr>
+        <w:t>Ward</w:t>
+      </w:r>
+      <w:proofErr w:type="gramEnd"/>
+      <w:r>
+        <w:rPr>
+          <w:rFonts w:ascii="Times New Roman" w:hAnsi="Times New Roman" w:cs="Times New Roman"/>
+        </w:rPr>
+        <w:t>_Res_</w:t>
+      </w:r>
+      <w:proofErr w:type="gramStart"/>
+      <w:r>
+        <w:rPr>
+          <w:rFonts w:ascii="Times New Roman" w:hAnsi="Times New Roman" w:cs="Times New Roman"/>
+        </w:rPr>
+        <w:t>County</w:t>
+      </w:r>
+      <w:proofErr w:type="spellEnd"/>
+      <w:r>
+        <w:rPr>
+          <w:rFonts w:ascii="Times New Roman" w:hAnsi="Times New Roman" w:cs="Times New Roman"/>
+        </w:rPr>
+        <w:t xml:space="preserve"> }</w:t>
+      </w:r>
+      <w:proofErr w:type="gramEnd"/>
+      <w:r>
+        <w:rPr>
+          <w:rFonts w:ascii="Times New Roman" w:hAnsi="Times New Roman" w:cs="Times New Roman"/>
+        </w:rPr>
+        <w:t xml:space="preserve">} County, Texas, and currently resides at </w:t>
+      </w:r>
+      <w:proofErr w:type="gramStart"/>
+      <w:r>
+        <w:rPr>
+          <w:rFonts w:ascii="Times New Roman" w:hAnsi="Times New Roman" w:cs="Times New Roman"/>
+        </w:rPr>
+        <w:t xml:space="preserve">{{ </w:t>
+      </w:r>
+      <w:proofErr w:type="spellStart"/>
+      <w:r>
+        <w:rPr>
+          <w:rFonts w:ascii="Times New Roman" w:hAnsi="Times New Roman" w:cs="Times New Roman"/>
+        </w:rPr>
+        <w:t>Ward</w:t>
+      </w:r>
+      <w:proofErr w:type="gramEnd"/>
+      <w:r>
+        <w:rPr>
+          <w:rFonts w:ascii="Times New Roman" w:hAnsi="Times New Roman" w:cs="Times New Roman"/>
+        </w:rPr>
+        <w:t>_Current_</w:t>
+      </w:r>
+      <w:proofErr w:type="gramStart"/>
+      <w:r>
+        <w:rPr>
+          <w:rFonts w:ascii="Times New Roman" w:hAnsi="Times New Roman" w:cs="Times New Roman"/>
+        </w:rPr>
+        <w:t>Location</w:t>
+      </w:r>
+      <w:proofErr w:type="spellEnd"/>
+      <w:r>
+        <w:rPr>
+          <w:rFonts w:ascii="Times New Roman" w:hAnsi="Times New Roman" w:cs="Times New Roman"/>
+        </w:rPr>
+        <w:t xml:space="preserve"> }</w:t>
+      </w:r>
+      <w:proofErr w:type="gramEnd"/>
+      <w:r>
+        <w:rPr>
+          <w:rFonts w:ascii="Times New Roman" w:hAnsi="Times New Roman" w:cs="Times New Roman"/>
+        </w:rPr>
+        <w:t xml:space="preserve">}. Proposed Ward may be served with citation at </w:t>
+      </w:r>
+      <w:proofErr w:type="gramStart"/>
+      <w:r>
+        <w:rPr>
+          <w:rFonts w:ascii="Times New Roman" w:hAnsi="Times New Roman" w:cs="Times New Roman"/>
+        </w:rPr>
+        <w:t xml:space="preserve">{{ </w:t>
+      </w:r>
+      <w:proofErr w:type="spellStart"/>
+      <w:r>
+        <w:rPr>
+          <w:rFonts w:ascii="Times New Roman" w:hAnsi="Times New Roman" w:cs="Times New Roman"/>
+        </w:rPr>
+        <w:t>Ward</w:t>
+      </w:r>
+      <w:proofErr w:type="gramEnd"/>
+      <w:r>
+        <w:rPr>
+          <w:rFonts w:ascii="Times New Roman" w:hAnsi="Times New Roman" w:cs="Times New Roman"/>
+        </w:rPr>
+        <w:t>_Res_</w:t>
+      </w:r>
+      <w:proofErr w:type="gramStart"/>
+      <w:r>
+        <w:rPr>
+          <w:rFonts w:ascii="Times New Roman" w:hAnsi="Times New Roman" w:cs="Times New Roman"/>
+        </w:rPr>
+        <w:t>Street</w:t>
+      </w:r>
+      <w:proofErr w:type="spellEnd"/>
+      <w:r>
+        <w:rPr>
+          <w:rFonts w:ascii="Times New Roman" w:hAnsi="Times New Roman" w:cs="Times New Roman"/>
+        </w:rPr>
+        <w:t xml:space="preserve"> }</w:t>
+      </w:r>
+      <w:proofErr w:type="gramEnd"/>
+      <w:r>
+        <w:rPr>
+          <w:rFonts w:ascii="Times New Roman" w:hAnsi="Times New Roman" w:cs="Times New Roman"/>
+        </w:rPr>
+        <w:t xml:space="preserve">}, </w:t>
+      </w:r>
+      <w:proofErr w:type="gramStart"/>
+      <w:r>
+        <w:rPr>
+          <w:rFonts w:ascii="Times New Roman" w:hAnsi="Times New Roman" w:cs="Times New Roman"/>
+        </w:rPr>
+        <w:t xml:space="preserve">{{ </w:t>
+      </w:r>
+      <w:proofErr w:type="spellStart"/>
+      <w:r>
+        <w:rPr>
+          <w:rFonts w:ascii="Times New Roman" w:hAnsi="Times New Roman" w:cs="Times New Roman"/>
+        </w:rPr>
+        <w:t>Ward</w:t>
+      </w:r>
+      <w:proofErr w:type="gramEnd"/>
+      <w:r>
+        <w:rPr>
+          <w:rFonts w:ascii="Times New Roman" w:hAnsi="Times New Roman" w:cs="Times New Roman"/>
+        </w:rPr>
+        <w:t>_Res_City_State_</w:t>
+      </w:r>
+      <w:proofErr w:type="gramStart"/>
+      <w:r>
+        <w:rPr>
+          <w:rFonts w:ascii="Times New Roman" w:hAnsi="Times New Roman" w:cs="Times New Roman"/>
+        </w:rPr>
+        <w:t>Zip</w:t>
+      </w:r>
+      <w:proofErr w:type="spellEnd"/>
+      <w:r>
+        <w:rPr>
+          <w:rFonts w:ascii="Times New Roman" w:hAnsi="Times New Roman" w:cs="Times New Roman"/>
+        </w:rPr>
+        <w:t xml:space="preserve"> }</w:t>
+      </w:r>
+      <w:proofErr w:type="gramEnd"/>
+      <w:r>
+        <w:rPr>
+          <w:rFonts w:ascii="Times New Roman" w:hAnsi="Times New Roman" w:cs="Times New Roman"/>
+        </w:rPr>
+        <w:t>}.</w:t>
       </w:r>
     </w:p>
     <w:p>
@@ -865,7 +1282,7 @@
         <w:rPr>
           <w:rFonts w:ascii="Times New Roman" w:hAnsi="Times New Roman" w:cs="Times New Roman"/>
         </w:rPr>
-        <w:t xml:space="preserve">1. Proposed Ward Information: Proposed Ward is an adult individual whose date of birth is </w:t>
+        <w:t xml:space="preserve">2. Applicant Information: Applicant is the </w:t>
       </w:r>
       <w:proofErr w:type="gramStart"/>
       <w:r>
@@ -879,8 +1296,134 @@
         <w:rPr>
           <w:rFonts w:ascii="Times New Roman" w:hAnsi="Times New Roman" w:cs="Times New Roman"/>
         </w:rPr>
+        <w:t>Client</w:t>
+      </w:r>
+      <w:proofErr w:type="gramEnd"/>
+      <w:r>
+        <w:rPr>
+          <w:rFonts w:ascii="Times New Roman" w:hAnsi="Times New Roman" w:cs="Times New Roman"/>
+        </w:rPr>
+        <w:t>_Relationship_to_</w:t>
+      </w:r>
+      <w:proofErr w:type="gramStart"/>
+      <w:r>
+        <w:rPr>
+          <w:rFonts w:ascii="Times New Roman" w:hAnsi="Times New Roman" w:cs="Times New Roman"/>
+        </w:rPr>
         <w:t>Ward</w:t>
       </w:r>
+      <w:proofErr w:type="spellEnd"/>
+      <w:r>
+        <w:rPr>
+          <w:rFonts w:ascii="Times New Roman" w:hAnsi="Times New Roman" w:cs="Times New Roman"/>
+        </w:rPr>
+        <w:t xml:space="preserve"> }</w:t>
+      </w:r>
+      <w:proofErr w:type="gramEnd"/>
+      <w:r>
+        <w:rPr>
+          <w:rFonts w:ascii="Times New Roman" w:hAnsi="Times New Roman" w:cs="Times New Roman"/>
+        </w:rPr>
+        <w:t xml:space="preserve">} of Proposed Ward and resides at </w:t>
+      </w:r>
+      <w:proofErr w:type="gramStart"/>
+      <w:r>
+        <w:rPr>
+          <w:rFonts w:ascii="Times New Roman" w:hAnsi="Times New Roman" w:cs="Times New Roman"/>
+        </w:rPr>
+        <w:t xml:space="preserve">{{ </w:t>
+      </w:r>
+      <w:proofErr w:type="spellStart"/>
+      <w:r>
+        <w:rPr>
+          <w:rFonts w:ascii="Times New Roman" w:hAnsi="Times New Roman" w:cs="Times New Roman"/>
+        </w:rPr>
+        <w:t>Client</w:t>
+      </w:r>
+      <w:proofErr w:type="gramEnd"/>
+      <w:r>
+        <w:rPr>
+          <w:rFonts w:ascii="Times New Roman" w:hAnsi="Times New Roman" w:cs="Times New Roman"/>
+        </w:rPr>
+        <w:t>_Street_</w:t>
+      </w:r>
+      <w:proofErr w:type="gramStart"/>
+      <w:r>
+        <w:rPr>
+          <w:rFonts w:ascii="Times New Roman" w:hAnsi="Times New Roman" w:cs="Times New Roman"/>
+        </w:rPr>
+        <w:t>Address</w:t>
+      </w:r>
+      <w:proofErr w:type="spellEnd"/>
+      <w:r>
+        <w:rPr>
+          <w:rFonts w:ascii="Times New Roman" w:hAnsi="Times New Roman" w:cs="Times New Roman"/>
+        </w:rPr>
+        <w:t xml:space="preserve"> }</w:t>
+      </w:r>
+      <w:proofErr w:type="gramEnd"/>
+      <w:r>
+        <w:rPr>
+          <w:rFonts w:ascii="Times New Roman" w:hAnsi="Times New Roman" w:cs="Times New Roman"/>
+        </w:rPr>
+        <w:t xml:space="preserve">}, </w:t>
+      </w:r>
+      <w:proofErr w:type="gramStart"/>
+      <w:r>
+        <w:rPr>
+          <w:rFonts w:ascii="Times New Roman" w:hAnsi="Times New Roman" w:cs="Times New Roman"/>
+        </w:rPr>
+        <w:t xml:space="preserve">{{ </w:t>
+      </w:r>
+      <w:proofErr w:type="spellStart"/>
+      <w:r>
+        <w:rPr>
+          <w:rFonts w:ascii="Times New Roman" w:hAnsi="Times New Roman" w:cs="Times New Roman"/>
+        </w:rPr>
+        <w:t>Client</w:t>
+      </w:r>
+      <w:proofErr w:type="gramEnd"/>
+      <w:r>
+        <w:rPr>
+          <w:rFonts w:ascii="Times New Roman" w:hAnsi="Times New Roman" w:cs="Times New Roman"/>
+        </w:rPr>
+        <w:t>_City_State_</w:t>
+      </w:r>
+      <w:proofErr w:type="gramStart"/>
+      <w:r>
+        <w:rPr>
+          <w:rFonts w:ascii="Times New Roman" w:hAnsi="Times New Roman" w:cs="Times New Roman"/>
+        </w:rPr>
+        <w:t>Zip</w:t>
+      </w:r>
+      <w:proofErr w:type="spellEnd"/>
+      <w:r>
+        <w:rPr>
+          <w:rFonts w:ascii="Times New Roman" w:hAnsi="Times New Roman" w:cs="Times New Roman"/>
+        </w:rPr>
+        <w:t xml:space="preserve"> }</w:t>
+      </w:r>
+      <w:proofErr w:type="gramEnd"/>
+      <w:r>
+        <w:rPr>
+          <w:rFonts w:ascii="Times New Roman" w:hAnsi="Times New Roman" w:cs="Times New Roman"/>
+        </w:rPr>
+        <w:t xml:space="preserve">}, </w:t>
+      </w:r>
+      <w:proofErr w:type="gramStart"/>
+      <w:r>
+        <w:rPr>
+          <w:rFonts w:ascii="Times New Roman" w:hAnsi="Times New Roman" w:cs="Times New Roman"/>
+        </w:rPr>
+        <w:t xml:space="preserve">{{ </w:t>
+      </w:r>
+      <w:proofErr w:type="spellStart"/>
+      <w:r>
+        <w:rPr>
+          <w:rFonts w:ascii="Times New Roman" w:hAnsi="Times New Roman" w:cs="Times New Roman"/>
+        </w:rPr>
+        <w:t>Client</w:t>
+      </w:r>
       <w:proofErr w:type="gramEnd"/>
       <w:r>
         <w:rPr>
@@ -893,7 +1436,7 @@
         <w:rPr>
           <w:rFonts w:ascii="Times New Roman" w:hAnsi="Times New Roman" w:cs="Times New Roman"/>
         </w:rPr>
-        <w:t>DOB</w:t>
+        <w:t>County</w:t>
       </w:r>
       <w:proofErr w:type="spellEnd"/>
       <w:r>
@@ -907,63 +1450,7 @@
         <w:rPr>
           <w:rFonts w:ascii="Times New Roman" w:hAnsi="Times New Roman" w:cs="Times New Roman"/>
         </w:rPr>
-        <w:t xml:space="preserve">}. Proposed Ward’s Social Security number ends with </w:t>
-      </w:r>
-      <w:proofErr w:type="gramStart"/>
-      <w:r>
-        <w:rPr>
-          <w:rFonts w:ascii="Times New Roman" w:hAnsi="Times New Roman" w:cs="Times New Roman"/>
-        </w:rPr>
-        <w:t>{{ Ward</w:t>
-      </w:r>
-      <w:proofErr w:type="gramEnd"/>
-      <w:r>
-        <w:rPr>
-          <w:rFonts w:ascii="Times New Roman" w:hAnsi="Times New Roman" w:cs="Times New Roman"/>
-        </w:rPr>
-        <w:t>_SSN_Last</w:t>
-      </w:r>
-      <w:proofErr w:type="gramStart"/>
-      <w:r>
-        <w:rPr>
-          <w:rFonts w:ascii="Times New Roman" w:hAnsi="Times New Roman" w:cs="Times New Roman"/>
-        </w:rPr>
-        <w:t>3 }</w:t>
-      </w:r>
-      <w:proofErr w:type="gramEnd"/>
-      <w:r>
-        <w:rPr>
-          <w:rFonts w:ascii="Times New Roman" w:hAnsi="Times New Roman" w:cs="Times New Roman"/>
-        </w:rPr>
-        <w:t xml:space="preserve">} and Driver’s License ends with </w:t>
-      </w:r>
-      <w:proofErr w:type="gramStart"/>
-      <w:r>
-        <w:rPr>
-          <w:rFonts w:ascii="Times New Roman" w:hAnsi="Times New Roman" w:cs="Times New Roman"/>
-        </w:rPr>
-        <w:t>{{ Ward</w:t>
-      </w:r>
-      <w:proofErr w:type="gramEnd"/>
-      <w:r>
-        <w:rPr>
-          <w:rFonts w:ascii="Times New Roman" w:hAnsi="Times New Roman" w:cs="Times New Roman"/>
-        </w:rPr>
-        <w:t>_DL_Last</w:t>
-      </w:r>
-      <w:proofErr w:type="gramStart"/>
-      <w:r>
-        <w:rPr>
-          <w:rFonts w:ascii="Times New Roman" w:hAnsi="Times New Roman" w:cs="Times New Roman"/>
-        </w:rPr>
-        <w:t>3 }</w:t>
-      </w:r>
-      <w:proofErr w:type="gramEnd"/>
-      <w:r>
-        <w:rPr>
-          <w:rFonts w:ascii="Times New Roman" w:hAnsi="Times New Roman" w:cs="Times New Roman"/>
-        </w:rPr>
-        <w:t xml:space="preserve">}. Proposed Ward resides at </w:t>
+        <w:t xml:space="preserve">} County, Texas. Applicant </w:t>
       </w:r>
       <w:proofErr w:type="gramStart"/>
       <w:r>
@@ -977,471 +1464,40 @@
         <w:rPr>
           <w:rFonts w:ascii="Times New Roman" w:hAnsi="Times New Roman" w:cs="Times New Roman"/>
         </w:rPr>
-        <w:t>Ward</w:t>
-      </w:r>
-      <w:proofErr w:type="gramEnd"/>
-      <w:r>
-        <w:rPr>
-          <w:rFonts w:ascii="Times New Roman" w:hAnsi="Times New Roman" w:cs="Times New Roman"/>
-        </w:rPr>
-        <w:t>_Res_</w:t>
-      </w:r>
-      <w:proofErr w:type="gramStart"/>
-      <w:r>
-        <w:rPr>
-          <w:rFonts w:ascii="Times New Roman" w:hAnsi="Times New Roman" w:cs="Times New Roman"/>
-        </w:rPr>
-        <w:t>Street</w:t>
+        <w:t>Client</w:t>
+      </w:r>
+      <w:proofErr w:type="gramEnd"/>
+      <w:r>
+        <w:rPr>
+          <w:rFonts w:ascii="Times New Roman" w:hAnsi="Times New Roman" w:cs="Times New Roman"/>
+        </w:rPr>
+        <w:t>_Full_Name</w:t>
       </w:r>
       <w:proofErr w:type="spellEnd"/>
       <w:r>
         <w:rPr>
           <w:rFonts w:ascii="Times New Roman" w:hAnsi="Times New Roman" w:cs="Times New Roman"/>
         </w:rPr>
-        <w:t xml:space="preserve"> }</w:t>
-      </w:r>
-      <w:proofErr w:type="gramEnd"/>
-      <w:r>
-        <w:rPr>
-          <w:rFonts w:ascii="Times New Roman" w:hAnsi="Times New Roman" w:cs="Times New Roman"/>
-        </w:rPr>
-        <w:t xml:space="preserve">}, </w:t>
-      </w:r>
-      <w:proofErr w:type="gramStart"/>
-      <w:r>
-        <w:rPr>
-          <w:rFonts w:ascii="Times New Roman" w:hAnsi="Times New Roman" w:cs="Times New Roman"/>
-        </w:rPr>
-        <w:t xml:space="preserve">{{ </w:t>
-      </w:r>
-      <w:proofErr w:type="spellStart"/>
-      <w:r>
-        <w:rPr>
-          <w:rFonts w:ascii="Times New Roman" w:hAnsi="Times New Roman" w:cs="Times New Roman"/>
-        </w:rPr>
-        <w:t>Ward</w:t>
-      </w:r>
-      <w:proofErr w:type="gramEnd"/>
-      <w:r>
-        <w:rPr>
-          <w:rFonts w:ascii="Times New Roman" w:hAnsi="Times New Roman" w:cs="Times New Roman"/>
-        </w:rPr>
-        <w:t>_Res_City_State_</w:t>
-      </w:r>
-      <w:proofErr w:type="gramStart"/>
-      <w:r>
-        <w:rPr>
-          <w:rFonts w:ascii="Times New Roman" w:hAnsi="Times New Roman" w:cs="Times New Roman"/>
-        </w:rPr>
-        <w:t>Zip</w:t>
-      </w:r>
-      <w:proofErr w:type="spellEnd"/>
-      <w:r>
-        <w:rPr>
-          <w:rFonts w:ascii="Times New Roman" w:hAnsi="Times New Roman" w:cs="Times New Roman"/>
-        </w:rPr>
-        <w:t xml:space="preserve"> }</w:t>
-      </w:r>
-      <w:proofErr w:type="gramEnd"/>
-      <w:r>
-        <w:rPr>
-          <w:rFonts w:ascii="Times New Roman" w:hAnsi="Times New Roman" w:cs="Times New Roman"/>
-        </w:rPr>
-        <w:t xml:space="preserve">}, </w:t>
-      </w:r>
-      <w:proofErr w:type="gramStart"/>
-      <w:r>
-        <w:rPr>
-          <w:rFonts w:ascii="Times New Roman" w:hAnsi="Times New Roman" w:cs="Times New Roman"/>
-        </w:rPr>
-        <w:t xml:space="preserve">{{ </w:t>
-      </w:r>
-      <w:proofErr w:type="spellStart"/>
-      <w:r>
-        <w:rPr>
-          <w:rFonts w:ascii="Times New Roman" w:hAnsi="Times New Roman" w:cs="Times New Roman"/>
-        </w:rPr>
-        <w:t>Ward</w:t>
-      </w:r>
-      <w:proofErr w:type="gramEnd"/>
-      <w:r>
-        <w:rPr>
-          <w:rFonts w:ascii="Times New Roman" w:hAnsi="Times New Roman" w:cs="Times New Roman"/>
-        </w:rPr>
-        <w:t>_Res_</w:t>
-      </w:r>
-      <w:proofErr w:type="gramStart"/>
-      <w:r>
-        <w:rPr>
-          <w:rFonts w:ascii="Times New Roman" w:hAnsi="Times New Roman" w:cs="Times New Roman"/>
-        </w:rPr>
-        <w:t>County</w:t>
-      </w:r>
-      <w:proofErr w:type="spellEnd"/>
-      <w:r>
-        <w:rPr>
-          <w:rFonts w:ascii="Times New Roman" w:hAnsi="Times New Roman" w:cs="Times New Roman"/>
-        </w:rPr>
-        <w:t xml:space="preserve"> }</w:t>
-      </w:r>
-      <w:proofErr w:type="gramEnd"/>
-      <w:r>
-        <w:rPr>
-          <w:rFonts w:ascii="Times New Roman" w:hAnsi="Times New Roman" w:cs="Times New Roman"/>
-        </w:rPr>
-        <w:t xml:space="preserve">} County, Texas, and currently resides at </w:t>
-      </w:r>
-      <w:proofErr w:type="gramStart"/>
-      <w:r>
-        <w:rPr>
-          <w:rFonts w:ascii="Times New Roman" w:hAnsi="Times New Roman" w:cs="Times New Roman"/>
-        </w:rPr>
-        <w:t xml:space="preserve">{{ </w:t>
-      </w:r>
-      <w:proofErr w:type="spellStart"/>
-      <w:r>
-        <w:rPr>
-          <w:rFonts w:ascii="Times New Roman" w:hAnsi="Times New Roman" w:cs="Times New Roman"/>
-        </w:rPr>
-        <w:t>Ward</w:t>
-      </w:r>
-      <w:proofErr w:type="gramEnd"/>
-      <w:r>
-        <w:rPr>
-          <w:rFonts w:ascii="Times New Roman" w:hAnsi="Times New Roman" w:cs="Times New Roman"/>
-        </w:rPr>
-        <w:t>_Current_</w:t>
-      </w:r>
-      <w:proofErr w:type="gramStart"/>
-      <w:r>
-        <w:rPr>
-          <w:rFonts w:ascii="Times New Roman" w:hAnsi="Times New Roman" w:cs="Times New Roman"/>
-        </w:rPr>
-        <w:t>Location</w:t>
-      </w:r>
-      <w:proofErr w:type="spellEnd"/>
-      <w:r>
-        <w:rPr>
-          <w:rFonts w:ascii="Times New Roman" w:hAnsi="Times New Roman" w:cs="Times New Roman"/>
-        </w:rPr>
-        <w:t xml:space="preserve"> }</w:t>
-      </w:r>
-      <w:proofErr w:type="gramEnd"/>
-      <w:r>
-        <w:rPr>
-          <w:rFonts w:ascii="Times New Roman" w:hAnsi="Times New Roman" w:cs="Times New Roman"/>
-        </w:rPr>
-        <w:t xml:space="preserve">}. Proposed Ward may be served with citation at </w:t>
-      </w:r>
-      <w:proofErr w:type="gramStart"/>
-      <w:r>
-        <w:rPr>
-          <w:rFonts w:ascii="Times New Roman" w:hAnsi="Times New Roman" w:cs="Times New Roman"/>
-        </w:rPr>
-        <w:t xml:space="preserve">{{ </w:t>
-      </w:r>
-      <w:proofErr w:type="spellStart"/>
-      <w:r>
-        <w:rPr>
-          <w:rFonts w:ascii="Times New Roman" w:hAnsi="Times New Roman" w:cs="Times New Roman"/>
-        </w:rPr>
-        <w:t>Ward</w:t>
-      </w:r>
-      <w:proofErr w:type="gramEnd"/>
-      <w:r>
-        <w:rPr>
-          <w:rFonts w:ascii="Times New Roman" w:hAnsi="Times New Roman" w:cs="Times New Roman"/>
-        </w:rPr>
-        <w:t>_Res_</w:t>
-      </w:r>
-      <w:proofErr w:type="gramStart"/>
-      <w:r>
-        <w:rPr>
-          <w:rFonts w:ascii="Times New Roman" w:hAnsi="Times New Roman" w:cs="Times New Roman"/>
-        </w:rPr>
-        <w:t>Street</w:t>
-      </w:r>
-      <w:proofErr w:type="spellEnd"/>
-      <w:r>
-        <w:rPr>
-          <w:rFonts w:ascii="Times New Roman" w:hAnsi="Times New Roman" w:cs="Times New Roman"/>
-        </w:rPr>
-        <w:t xml:space="preserve"> }</w:t>
-      </w:r>
-      <w:proofErr w:type="gramEnd"/>
-      <w:r>
-        <w:rPr>
-          <w:rFonts w:ascii="Times New Roman" w:hAnsi="Times New Roman" w:cs="Times New Roman"/>
-        </w:rPr>
-        <w:t xml:space="preserve">}, </w:t>
-      </w:r>
-      <w:proofErr w:type="gramStart"/>
-      <w:r>
-        <w:rPr>
-          <w:rFonts w:ascii="Times New Roman" w:hAnsi="Times New Roman" w:cs="Times New Roman"/>
-        </w:rPr>
-        <w:t xml:space="preserve">{{ </w:t>
-      </w:r>
-      <w:proofErr w:type="spellStart"/>
-      <w:r>
-        <w:rPr>
-          <w:rFonts w:ascii="Times New Roman" w:hAnsi="Times New Roman" w:cs="Times New Roman"/>
-        </w:rPr>
-        <w:t>Ward</w:t>
-      </w:r>
-      <w:proofErr w:type="gramEnd"/>
-      <w:r>
-        <w:rPr>
-          <w:rFonts w:ascii="Times New Roman" w:hAnsi="Times New Roman" w:cs="Times New Roman"/>
-        </w:rPr>
-        <w:t>_Res_City_State_</w:t>
-      </w:r>
-      <w:proofErr w:type="gramStart"/>
-      <w:r>
-        <w:rPr>
-          <w:rFonts w:ascii="Times New Roman" w:hAnsi="Times New Roman" w:cs="Times New Roman"/>
-        </w:rPr>
-        <w:t>Zip</w:t>
-      </w:r>
-      <w:proofErr w:type="spellEnd"/>
-      <w:r>
-        <w:rPr>
-          <w:rFonts w:ascii="Times New Roman" w:hAnsi="Times New Roman" w:cs="Times New Roman"/>
-        </w:rPr>
-        <w:t xml:space="preserve"> }</w:t>
-      </w:r>
-      <w:proofErr w:type="gramEnd"/>
-      <w:r>
-        <w:rPr>
-          <w:rFonts w:ascii="Times New Roman" w:hAnsi="Times New Roman" w:cs="Times New Roman"/>
-        </w:rPr>
-        <w:t>}.</w:t>
-      </w:r>
-    </w:p>
-    <w:p>
-      <w:pPr>
-        <w:jc w:val="both"/>
-        <w:rPr>
-          <w:rFonts w:ascii="Times New Roman" w:hAnsi="Times New Roman" w:cs="Times New Roman"/>
-        </w:rPr>
-      </w:pPr>
-    </w:p>
-    <w:p>
-      <w:pPr>
-        <w:spacing w:line="480" w:lineRule="auto"/>
-        <w:jc w:val="both"/>
-        <w:rPr>
-          <w:rFonts w:ascii="Times New Roman" w:hAnsi="Times New Roman" w:cs="Times New Roman"/>
-        </w:rPr>
-      </w:pPr>
-      <w:r>
-        <w:rPr>
-          <w:rFonts w:ascii="Times New Roman" w:hAnsi="Times New Roman" w:cs="Times New Roman"/>
-        </w:rPr>
-        <w:t xml:space="preserve">2. Applicant Information: Applicant is the </w:t>
-      </w:r>
-      <w:proofErr w:type="gramStart"/>
-      <w:r>
-        <w:rPr>
-          <w:rFonts w:ascii="Times New Roman" w:hAnsi="Times New Roman" w:cs="Times New Roman"/>
-        </w:rPr>
-        <w:t xml:space="preserve">{{ </w:t>
-      </w:r>
-      <w:proofErr w:type="spellStart"/>
-      <w:r>
-        <w:rPr>
-          <w:rFonts w:ascii="Times New Roman" w:hAnsi="Times New Roman" w:cs="Times New Roman"/>
-        </w:rPr>
-        <w:t>Client</w:t>
-      </w:r>
-      <w:proofErr w:type="gramEnd"/>
-      <w:r>
-        <w:rPr>
-          <w:rFonts w:ascii="Times New Roman" w:hAnsi="Times New Roman" w:cs="Times New Roman"/>
-        </w:rPr>
-        <w:t>_Relationship_to_</w:t>
-      </w:r>
-      <w:proofErr w:type="gramStart"/>
-      <w:r>
-        <w:rPr>
-          <w:rFonts w:ascii="Times New Roman" w:hAnsi="Times New Roman" w:cs="Times New Roman"/>
-        </w:rPr>
-        <w:t>Ward</w:t>
-      </w:r>
-      <w:proofErr w:type="spellEnd"/>
-      <w:r>
-        <w:rPr>
-          <w:rFonts w:ascii="Times New Roman" w:hAnsi="Times New Roman" w:cs="Times New Roman"/>
-        </w:rPr>
-        <w:t xml:space="preserve"> }</w:t>
-      </w:r>
-      <w:proofErr w:type="gramEnd"/>
-      <w:r>
-        <w:rPr>
-          <w:rFonts w:ascii="Times New Roman" w:hAnsi="Times New Roman" w:cs="Times New Roman"/>
-        </w:rPr>
-        <w:t xml:space="preserve">} of Proposed Ward and resides at </w:t>
-      </w:r>
-      <w:proofErr w:type="gramStart"/>
-      <w:r>
-        <w:rPr>
-          <w:rFonts w:ascii="Times New Roman" w:hAnsi="Times New Roman" w:cs="Times New Roman"/>
-        </w:rPr>
-        <w:t xml:space="preserve">{{ </w:t>
-      </w:r>
-      <w:proofErr w:type="spellStart"/>
-      <w:r>
-        <w:rPr>
-          <w:rFonts w:ascii="Times New Roman" w:hAnsi="Times New Roman" w:cs="Times New Roman"/>
-        </w:rPr>
-        <w:t>Client</w:t>
-      </w:r>
-      <w:proofErr w:type="gramEnd"/>
-      <w:r>
-        <w:rPr>
-          <w:rFonts w:ascii="Times New Roman" w:hAnsi="Times New Roman" w:cs="Times New Roman"/>
-        </w:rPr>
-        <w:t>_Street_</w:t>
-      </w:r>
-      <w:proofErr w:type="gramStart"/>
-      <w:r>
-        <w:rPr>
-          <w:rFonts w:ascii="Times New Roman" w:hAnsi="Times New Roman" w:cs="Times New Roman"/>
-        </w:rPr>
-        <w:t>Address</w:t>
-      </w:r>
-      <w:proofErr w:type="spellEnd"/>
-      <w:r>
-        <w:rPr>
-          <w:rFonts w:ascii="Times New Roman" w:hAnsi="Times New Roman" w:cs="Times New Roman"/>
-        </w:rPr>
-        <w:t xml:space="preserve"> }</w:t>
-      </w:r>
-      <w:proofErr w:type="gramEnd"/>
-      <w:r>
-        <w:rPr>
-          <w:rFonts w:ascii="Times New Roman" w:hAnsi="Times New Roman" w:cs="Times New Roman"/>
-        </w:rPr>
-        <w:t xml:space="preserve">}, </w:t>
-      </w:r>
-      <w:proofErr w:type="gramStart"/>
-      <w:r>
-        <w:rPr>
-          <w:rFonts w:ascii="Times New Roman" w:hAnsi="Times New Roman" w:cs="Times New Roman"/>
-        </w:rPr>
-        <w:t xml:space="preserve">{{ </w:t>
-      </w:r>
-      <w:proofErr w:type="spellStart"/>
-      <w:r>
-        <w:rPr>
-          <w:rFonts w:ascii="Times New Roman" w:hAnsi="Times New Roman" w:cs="Times New Roman"/>
-        </w:rPr>
-        <w:t>Client</w:t>
-      </w:r>
-      <w:proofErr w:type="gramEnd"/>
-      <w:r>
-        <w:rPr>
-          <w:rFonts w:ascii="Times New Roman" w:hAnsi="Times New Roman" w:cs="Times New Roman"/>
-        </w:rPr>
-        <w:t>_City_State_</w:t>
-      </w:r>
-      <w:proofErr w:type="gramStart"/>
-      <w:r>
-        <w:rPr>
-          <w:rFonts w:ascii="Times New Roman" w:hAnsi="Times New Roman" w:cs="Times New Roman"/>
-        </w:rPr>
-        <w:t>Zip</w:t>
-      </w:r>
-      <w:proofErr w:type="spellEnd"/>
-      <w:r>
-        <w:rPr>
-          <w:rFonts w:ascii="Times New Roman" w:hAnsi="Times New Roman" w:cs="Times New Roman"/>
-        </w:rPr>
-        <w:t xml:space="preserve"> }</w:t>
-      </w:r>
-      <w:proofErr w:type="gramEnd"/>
-      <w:r>
-        <w:rPr>
-          <w:rFonts w:ascii="Times New Roman" w:hAnsi="Times New Roman" w:cs="Times New Roman"/>
-        </w:rPr>
-        <w:t xml:space="preserve">}, </w:t>
-      </w:r>
-      <w:proofErr w:type="gramStart"/>
-      <w:r>
-        <w:rPr>
-          <w:rFonts w:ascii="Times New Roman" w:hAnsi="Times New Roman" w:cs="Times New Roman"/>
-        </w:rPr>
-        <w:t xml:space="preserve">{{ </w:t>
-      </w:r>
-      <w:proofErr w:type="spellStart"/>
-      <w:r>
-        <w:rPr>
-          <w:rFonts w:ascii="Times New Roman" w:hAnsi="Times New Roman" w:cs="Times New Roman"/>
-        </w:rPr>
-        <w:t>Client</w:t>
-      </w:r>
-      <w:proofErr w:type="gramEnd"/>
-      <w:r>
-        <w:rPr>
-          <w:rFonts w:ascii="Times New Roman" w:hAnsi="Times New Roman" w:cs="Times New Roman"/>
-        </w:rPr>
-        <w:t>_</w:t>
-      </w:r>
-      <w:proofErr w:type="gramStart"/>
-      <w:r>
-        <w:rPr>
-          <w:rFonts w:ascii="Times New Roman" w:hAnsi="Times New Roman" w:cs="Times New Roman"/>
-        </w:rPr>
-        <w:t>County</w:t>
-      </w:r>
-      <w:proofErr w:type="spellEnd"/>
-      <w:r>
-        <w:rPr>
-          <w:rFonts w:ascii="Times New Roman" w:hAnsi="Times New Roman" w:cs="Times New Roman"/>
-        </w:rPr>
-        <w:t xml:space="preserve"> }</w:t>
-      </w:r>
-      <w:proofErr w:type="gramEnd"/>
-      <w:r>
-        <w:rPr>
-          <w:rFonts w:ascii="Times New Roman" w:hAnsi="Times New Roman" w:cs="Times New Roman"/>
-        </w:rPr>
-        <w:t xml:space="preserve">} County, Texas. Applicant </w:t>
-      </w:r>
-      <w:proofErr w:type="gramStart"/>
-      <w:r>
-        <w:rPr>
-          <w:rFonts w:ascii="Times New Roman" w:hAnsi="Times New Roman" w:cs="Times New Roman"/>
-        </w:rPr>
-        <w:t xml:space="preserve">{{ </w:t>
-      </w:r>
-      <w:proofErr w:type="spellStart"/>
-      <w:r>
-        <w:rPr>
-          <w:rFonts w:ascii="Times New Roman" w:hAnsi="Times New Roman" w:cs="Times New Roman"/>
-        </w:rPr>
-        <w:t>Client</w:t>
-      </w:r>
-      <w:proofErr w:type="gramEnd"/>
-      <w:r>
-        <w:rPr>
-          <w:rFonts w:ascii="Times New Roman" w:hAnsi="Times New Roman" w:cs="Times New Roman"/>
-        </w:rPr>
-        <w:t>_Full_</w:t>
-      </w:r>
-      <w:proofErr w:type="gramStart"/>
-      <w:r>
-        <w:rPr>
-          <w:rFonts w:ascii="Times New Roman" w:hAnsi="Times New Roman" w:cs="Times New Roman"/>
-        </w:rPr>
-        <w:t>Name</w:t>
-      </w:r>
-      <w:proofErr w:type="spellEnd"/>
-      <w:r>
-        <w:rPr>
-          <w:rFonts w:ascii="Times New Roman" w:hAnsi="Times New Roman" w:cs="Times New Roman"/>
-        </w:rPr>
-        <w:t xml:space="preserve"> }}’</w:t>
+        <w:t xml:space="preserve"> </w:t>
+      </w:r>
+      <w:r>
+        <w:rPr>
+          <w:rFonts w:ascii="Times New Roman" w:hAnsi="Times New Roman" w:cs="Times New Roman"/>
+        </w:rPr>
+        <w:t xml:space="preserve">| </w:t>
+      </w:r>
+      <w:proofErr w:type="gramStart"/>
+      <w:r>
+        <w:rPr>
+          <w:rFonts w:ascii="Times New Roman" w:hAnsi="Times New Roman" w:cs="Times New Roman"/>
+        </w:rPr>
+        <w:t xml:space="preserve">title </w:t>
+      </w:r>
+      <w:r>
+        <w:rPr>
+          <w:rFonts w:ascii="Times New Roman" w:hAnsi="Times New Roman" w:cs="Times New Roman"/>
+        </w:rPr>
+        <w:t>}}’</w:t>
       </w:r>
       <w:proofErr w:type="gramEnd"/>
       <w:r>
@@ -1632,16 +1688,28 @@
         <w:rPr>
           <w:rFonts w:ascii="Times New Roman" w:hAnsi="Times New Roman" w:cs="Times New Roman"/>
         </w:rPr>
-        <w:t>_Full_</w:t>
-      </w:r>
-      <w:proofErr w:type="gramStart"/>
-      <w:r>
-        <w:rPr>
-          <w:rFonts w:ascii="Times New Roman" w:hAnsi="Times New Roman" w:cs="Times New Roman"/>
-        </w:rPr>
-        <w:t>Name</w:t>
+        <w:t>_Full_Name</w:t>
       </w:r>
       <w:proofErr w:type="spellEnd"/>
+      <w:r>
+        <w:rPr>
+          <w:rFonts w:ascii="Times New Roman" w:hAnsi="Times New Roman" w:cs="Times New Roman"/>
+        </w:rPr>
+        <w:t xml:space="preserve"> </w:t>
+      </w:r>
+      <w:r>
+        <w:rPr>
+          <w:rFonts w:ascii="Times New Roman" w:hAnsi="Times New Roman" w:cs="Times New Roman"/>
+        </w:rPr>
+        <w:t xml:space="preserve">| </w:t>
+      </w:r>
+      <w:proofErr w:type="gramStart"/>
+      <w:r>
+        <w:rPr>
+          <w:rFonts w:ascii="Times New Roman" w:hAnsi="Times New Roman" w:cs="Times New Roman"/>
+        </w:rPr>
+        <w:t>title</w:t>
+      </w:r>
       <w:r>
         <w:rPr>
           <w:rFonts w:ascii="Times New Roman" w:hAnsi="Times New Roman" w:cs="Times New Roman"/>
@@ -2438,274 +2506,191 @@
     </w:p>
     <w:p>
       <w:pPr>
-        <w:pStyle w:val="ListParagraph"/>
-        <w:numPr>
-          <w:ilvl w:val="0"/>
-          <w:numId w:val="3"/>
-        </w:numPr>
-        <w:jc w:val="both"/>
-        <w:rPr>
-          <w:rFonts w:ascii="Times New Roman" w:hAnsi="Times New Roman" w:cs="Times New Roman"/>
-        </w:rPr>
-      </w:pPr>
-      <w:r>
-        <w:rPr>
-          <w:rFonts w:ascii="Times New Roman" w:hAnsi="Times New Roman" w:cs="Times New Roman"/>
-        </w:rPr>
-        <w:t xml:space="preserve">Spouse: </w:t>
-      </w:r>
-      <w:proofErr w:type="gramStart"/>
-      <w:r>
-        <w:rPr>
-          <w:rFonts w:ascii="Times New Roman" w:hAnsi="Times New Roman" w:cs="Times New Roman"/>
-        </w:rPr>
-        <w:t xml:space="preserve">{{ </w:t>
+        <w:spacing w:line="480" w:lineRule="auto"/>
+        <w:jc w:val="both"/>
+        <w:rPr>
+          <w:rFonts w:ascii="Times New Roman" w:hAnsi="Times New Roman" w:cs="Times New Roman"/>
+        </w:rPr>
+      </w:pPr>
+      <w:r>
+        <w:rPr>
+          <w:rFonts w:ascii="Times New Roman" w:hAnsi="Times New Roman" w:cs="Times New Roman"/>
+        </w:rPr>
+        <w:tab/>
+      </w:r>
+      <w:r>
+        <w:rPr>
+          <w:rFonts w:ascii="Times New Roman" w:hAnsi="Times New Roman" w:cs="Times New Roman"/>
+        </w:rPr>
+        <w:t xml:space="preserve">{% if </w:t>
       </w:r>
       <w:proofErr w:type="spellStart"/>
       <w:r>
         <w:rPr>
           <w:rFonts w:ascii="Times New Roman" w:hAnsi="Times New Roman" w:cs="Times New Roman"/>
         </w:rPr>
-        <w:t>Spouse</w:t>
-      </w:r>
-      <w:proofErr w:type="gramEnd"/>
-      <w:r>
-        <w:rPr>
-          <w:rFonts w:ascii="Times New Roman" w:hAnsi="Times New Roman" w:cs="Times New Roman"/>
-        </w:rPr>
-        <w:t>_</w:t>
-      </w:r>
-      <w:proofErr w:type="gramStart"/>
-      <w:r>
-        <w:rPr>
-          <w:rFonts w:ascii="Times New Roman" w:hAnsi="Times New Roman" w:cs="Times New Roman"/>
-        </w:rPr>
-        <w:t>Info</w:t>
+        <w:t>Spouse_Info</w:t>
       </w:r>
       <w:proofErr w:type="spellEnd"/>
       <w:r>
         <w:rPr>
           <w:rFonts w:ascii="Times New Roman" w:hAnsi="Times New Roman" w:cs="Times New Roman"/>
         </w:rPr>
-        <w:t xml:space="preserve"> }</w:t>
-      </w:r>
-      <w:proofErr w:type="gramEnd"/>
-      <w:r>
-        <w:rPr>
-          <w:rFonts w:ascii="Times New Roman" w:hAnsi="Times New Roman" w:cs="Times New Roman"/>
-        </w:rPr>
-        <w:t>}</w:t>
-      </w:r>
-    </w:p>
-    <w:p>
-      <w:pPr>
-        <w:pStyle w:val="ListParagraph"/>
-        <w:ind w:left="968"/>
-        <w:jc w:val="both"/>
-        <w:rPr>
-          <w:rFonts w:ascii="Times New Roman" w:hAnsi="Times New Roman" w:cs="Times New Roman"/>
-        </w:rPr>
-      </w:pPr>
-    </w:p>
-    <w:p>
-      <w:pPr>
-        <w:pStyle w:val="ListParagraph"/>
-        <w:numPr>
-          <w:ilvl w:val="0"/>
-          <w:numId w:val="3"/>
-        </w:numPr>
-        <w:jc w:val="both"/>
-        <w:rPr>
-          <w:rFonts w:ascii="Times New Roman" w:hAnsi="Times New Roman" w:cs="Times New Roman"/>
-        </w:rPr>
-      </w:pPr>
-      <w:r>
-        <w:rPr>
-          <w:rFonts w:ascii="Times New Roman" w:hAnsi="Times New Roman" w:cs="Times New Roman"/>
-        </w:rPr>
-        <w:t xml:space="preserve">Parents: </w:t>
-      </w:r>
-      <w:proofErr w:type="gramStart"/>
-      <w:r>
-        <w:rPr>
-          <w:rFonts w:ascii="Times New Roman" w:hAnsi="Times New Roman" w:cs="Times New Roman"/>
-        </w:rPr>
-        <w:t xml:space="preserve">{{ </w:t>
+        <w:t xml:space="preserve"> and </w:t>
       </w:r>
       <w:proofErr w:type="spellStart"/>
       <w:r>
         <w:rPr>
           <w:rFonts w:ascii="Times New Roman" w:hAnsi="Times New Roman" w:cs="Times New Roman"/>
         </w:rPr>
-        <w:t>Parents</w:t>
-      </w:r>
-      <w:proofErr w:type="gramEnd"/>
-      <w:r>
-        <w:rPr>
-          <w:rFonts w:ascii="Times New Roman" w:hAnsi="Times New Roman" w:cs="Times New Roman"/>
-        </w:rPr>
-        <w:t>_</w:t>
-      </w:r>
-      <w:proofErr w:type="gramStart"/>
-      <w:r>
-        <w:rPr>
-          <w:rFonts w:ascii="Times New Roman" w:hAnsi="Times New Roman" w:cs="Times New Roman"/>
-        </w:rPr>
-        <w:t>Info</w:t>
+        <w:t>Spouse_Info</w:t>
       </w:r>
       <w:proofErr w:type="spellEnd"/>
       <w:r>
         <w:rPr>
           <w:rFonts w:ascii="Times New Roman" w:hAnsi="Times New Roman" w:cs="Times New Roman"/>
         </w:rPr>
-        <w:t xml:space="preserve"> }</w:t>
-      </w:r>
-      <w:proofErr w:type="gramEnd"/>
-      <w:r>
-        <w:rPr>
-          <w:rFonts w:ascii="Times New Roman" w:hAnsi="Times New Roman" w:cs="Times New Roman"/>
-        </w:rPr>
-        <w:t>}</w:t>
-      </w:r>
-    </w:p>
-    <w:p>
-      <w:pPr>
-        <w:spacing w:after="0"/>
-        <w:jc w:val="both"/>
-        <w:rPr>
-          <w:rFonts w:ascii="Times New Roman" w:hAnsi="Times New Roman" w:cs="Times New Roman"/>
-        </w:rPr>
-      </w:pPr>
-    </w:p>
-    <w:p>
-      <w:pPr>
-        <w:pStyle w:val="ListParagraph"/>
-        <w:numPr>
-          <w:ilvl w:val="0"/>
-          <w:numId w:val="3"/>
-        </w:numPr>
-        <w:jc w:val="both"/>
-        <w:rPr>
-          <w:rFonts w:ascii="Times New Roman" w:hAnsi="Times New Roman" w:cs="Times New Roman"/>
-        </w:rPr>
-      </w:pPr>
-      <w:r>
-        <w:rPr>
-          <w:rFonts w:ascii="Times New Roman" w:hAnsi="Times New Roman" w:cs="Times New Roman"/>
-        </w:rPr>
-        <w:t xml:space="preserve">Adult Children: </w:t>
-      </w:r>
-      <w:proofErr w:type="gramStart"/>
-      <w:r>
-        <w:rPr>
-          <w:rFonts w:ascii="Times New Roman" w:hAnsi="Times New Roman" w:cs="Times New Roman"/>
-        </w:rPr>
-        <w:t xml:space="preserve">{{ </w:t>
+        <w:t xml:space="preserve"> != 'None' %} • Spouse: {{ </w:t>
       </w:r>
       <w:proofErr w:type="spellStart"/>
       <w:r>
         <w:rPr>
           <w:rFonts w:ascii="Times New Roman" w:hAnsi="Times New Roman" w:cs="Times New Roman"/>
         </w:rPr>
-        <w:t>Adult</w:t>
-      </w:r>
-      <w:proofErr w:type="gramEnd"/>
-      <w:r>
-        <w:rPr>
-          <w:rFonts w:ascii="Times New Roman" w:hAnsi="Times New Roman" w:cs="Times New Roman"/>
-        </w:rPr>
-        <w:t>_Children_</w:t>
-      </w:r>
-      <w:proofErr w:type="gramStart"/>
-      <w:r>
-        <w:rPr>
-          <w:rFonts w:ascii="Times New Roman" w:hAnsi="Times New Roman" w:cs="Times New Roman"/>
-        </w:rPr>
-        <w:t>Info</w:t>
+        <w:t>Spouse_Info</w:t>
       </w:r>
       <w:proofErr w:type="spellEnd"/>
       <w:r>
         <w:rPr>
           <w:rFonts w:ascii="Times New Roman" w:hAnsi="Times New Roman" w:cs="Times New Roman"/>
         </w:rPr>
-        <w:t xml:space="preserve"> }</w:t>
-      </w:r>
-      <w:proofErr w:type="gramEnd"/>
-      <w:r>
-        <w:rPr>
-          <w:rFonts w:ascii="Times New Roman" w:hAnsi="Times New Roman" w:cs="Times New Roman"/>
-        </w:rPr>
-        <w:t>}</w:t>
-      </w:r>
-    </w:p>
-    <w:p>
-      <w:pPr>
-        <w:spacing w:after="0"/>
-        <w:jc w:val="both"/>
-        <w:rPr>
-          <w:rFonts w:ascii="Times New Roman" w:hAnsi="Times New Roman" w:cs="Times New Roman"/>
-        </w:rPr>
-      </w:pPr>
-    </w:p>
-    <w:p>
-      <w:pPr>
-        <w:pStyle w:val="ListParagraph"/>
-        <w:numPr>
-          <w:ilvl w:val="0"/>
-          <w:numId w:val="3"/>
-        </w:numPr>
-        <w:jc w:val="both"/>
-        <w:rPr>
-          <w:rFonts w:ascii="Times New Roman" w:hAnsi="Times New Roman" w:cs="Times New Roman"/>
-        </w:rPr>
-      </w:pPr>
-      <w:r>
-        <w:rPr>
-          <w:rFonts w:ascii="Times New Roman" w:hAnsi="Times New Roman" w:cs="Times New Roman"/>
-        </w:rPr>
-        <w:t xml:space="preserve">Adult Siblings: </w:t>
-      </w:r>
-      <w:proofErr w:type="gramStart"/>
-      <w:r>
-        <w:rPr>
-          <w:rFonts w:ascii="Times New Roman" w:hAnsi="Times New Roman" w:cs="Times New Roman"/>
-        </w:rPr>
-        <w:t xml:space="preserve">{{ </w:t>
+        <w:t xml:space="preserve"> }} {% endif %} {% if </w:t>
       </w:r>
       <w:proofErr w:type="spellStart"/>
       <w:r>
         <w:rPr>
           <w:rFonts w:ascii="Times New Roman" w:hAnsi="Times New Roman" w:cs="Times New Roman"/>
         </w:rPr>
-        <w:t>Adult</w:t>
-      </w:r>
-      <w:proofErr w:type="gramEnd"/>
-      <w:r>
-        <w:rPr>
-          <w:rFonts w:ascii="Times New Roman" w:hAnsi="Times New Roman" w:cs="Times New Roman"/>
-        </w:rPr>
-        <w:t>_Siblings_</w:t>
-      </w:r>
-      <w:proofErr w:type="gramStart"/>
-      <w:r>
-        <w:rPr>
-          <w:rFonts w:ascii="Times New Roman" w:hAnsi="Times New Roman" w:cs="Times New Roman"/>
-        </w:rPr>
-        <w:t>Info</w:t>
+        <w:t>Parents_Info</w:t>
       </w:r>
       <w:proofErr w:type="spellEnd"/>
       <w:r>
         <w:rPr>
           <w:rFonts w:ascii="Times New Roman" w:hAnsi="Times New Roman" w:cs="Times New Roman"/>
         </w:rPr>
-        <w:t xml:space="preserve"> }</w:t>
-      </w:r>
-      <w:proofErr w:type="gramEnd"/>
-      <w:r>
-        <w:rPr>
-          <w:rFonts w:ascii="Times New Roman" w:hAnsi="Times New Roman" w:cs="Times New Roman"/>
-        </w:rPr>
-        <w:t>}</w:t>
+        <w:t xml:space="preserve"> and </w:t>
+      </w:r>
+      <w:proofErr w:type="spellStart"/>
+      <w:r>
+        <w:rPr>
+          <w:rFonts w:ascii="Times New Roman" w:hAnsi="Times New Roman" w:cs="Times New Roman"/>
+        </w:rPr>
+        <w:t>Parents_Info</w:t>
+      </w:r>
+      <w:proofErr w:type="spellEnd"/>
+      <w:r>
+        <w:rPr>
+          <w:rFonts w:ascii="Times New Roman" w:hAnsi="Times New Roman" w:cs="Times New Roman"/>
+        </w:rPr>
+        <w:t xml:space="preserve"> != 'None' %} • Parents: {{ </w:t>
+      </w:r>
+      <w:proofErr w:type="spellStart"/>
+      <w:r>
+        <w:rPr>
+          <w:rFonts w:ascii="Times New Roman" w:hAnsi="Times New Roman" w:cs="Times New Roman"/>
+        </w:rPr>
+        <w:t>Parents_Info</w:t>
+      </w:r>
+      <w:proofErr w:type="spellEnd"/>
+      <w:r>
+        <w:rPr>
+          <w:rFonts w:ascii="Times New Roman" w:hAnsi="Times New Roman" w:cs="Times New Roman"/>
+        </w:rPr>
+        <w:t xml:space="preserve"> }} {% endif %} {% if </w:t>
+      </w:r>
+      <w:proofErr w:type="spellStart"/>
+      <w:r>
+        <w:rPr>
+          <w:rFonts w:ascii="Times New Roman" w:hAnsi="Times New Roman" w:cs="Times New Roman"/>
+        </w:rPr>
+        <w:t>Adult_Children_Info</w:t>
+      </w:r>
+      <w:proofErr w:type="spellEnd"/>
+      <w:r>
+        <w:rPr>
+          <w:rFonts w:ascii="Times New Roman" w:hAnsi="Times New Roman" w:cs="Times New Roman"/>
+        </w:rPr>
+        <w:t xml:space="preserve"> and </w:t>
+      </w:r>
+      <w:proofErr w:type="spellStart"/>
+      <w:r>
+        <w:rPr>
+          <w:rFonts w:ascii="Times New Roman" w:hAnsi="Times New Roman" w:cs="Times New Roman"/>
+        </w:rPr>
+        <w:t>Adult_Children_Info</w:t>
+      </w:r>
+      <w:proofErr w:type="spellEnd"/>
+      <w:r>
+        <w:rPr>
+          <w:rFonts w:ascii="Times New Roman" w:hAnsi="Times New Roman" w:cs="Times New Roman"/>
+        </w:rPr>
+        <w:t xml:space="preserve"> != 'None' %} • Adult Children: {{ </w:t>
+      </w:r>
+      <w:proofErr w:type="spellStart"/>
+      <w:r>
+        <w:rPr>
+          <w:rFonts w:ascii="Times New Roman" w:hAnsi="Times New Roman" w:cs="Times New Roman"/>
+        </w:rPr>
+        <w:t>Adult_Children_Info</w:t>
+      </w:r>
+      <w:proofErr w:type="spellEnd"/>
+      <w:r>
+        <w:rPr>
+          <w:rFonts w:ascii="Times New Roman" w:hAnsi="Times New Roman" w:cs="Times New Roman"/>
+        </w:rPr>
+        <w:t xml:space="preserve"> }} {% endif %} {% if </w:t>
+      </w:r>
+      <w:proofErr w:type="spellStart"/>
+      <w:r>
+        <w:rPr>
+          <w:rFonts w:ascii="Times New Roman" w:hAnsi="Times New Roman" w:cs="Times New Roman"/>
+        </w:rPr>
+        <w:t>Adult_Siblings_Info</w:t>
+      </w:r>
+      <w:proofErr w:type="spellEnd"/>
+      <w:r>
+        <w:rPr>
+          <w:rFonts w:ascii="Times New Roman" w:hAnsi="Times New Roman" w:cs="Times New Roman"/>
+        </w:rPr>
+        <w:t xml:space="preserve"> and </w:t>
+      </w:r>
+      <w:proofErr w:type="spellStart"/>
+      <w:r>
+        <w:rPr>
+          <w:rFonts w:ascii="Times New Roman" w:hAnsi="Times New Roman" w:cs="Times New Roman"/>
+        </w:rPr>
+        <w:t>Adult_Siblings_Info</w:t>
+      </w:r>
+      <w:proofErr w:type="spellEnd"/>
+      <w:r>
+        <w:rPr>
+          <w:rFonts w:ascii="Times New Roman" w:hAnsi="Times New Roman" w:cs="Times New Roman"/>
+        </w:rPr>
+        <w:t xml:space="preserve"> != 'None' %} • Adult Siblings: {{ </w:t>
+      </w:r>
+      <w:proofErr w:type="spellStart"/>
+      <w:r>
+        <w:rPr>
+          <w:rFonts w:ascii="Times New Roman" w:hAnsi="Times New Roman" w:cs="Times New Roman"/>
+        </w:rPr>
+        <w:t>Adult_Siblings_Info</w:t>
+      </w:r>
+      <w:proofErr w:type="spellEnd"/>
+      <w:r>
+        <w:rPr>
+          <w:rFonts w:ascii="Times New Roman" w:hAnsi="Times New Roman" w:cs="Times New Roman"/>
+        </w:rPr>
+        <w:t xml:space="preserve"> }} {% endif %}</w:t>
       </w:r>
     </w:p>
     <w:p>
@@ -4473,7 +4458,6 @@
   <w:style w:type="character" w:default="1" w:styleId="DefaultParagraphFont">
     <w:name w:val="Default Paragraph Font"/>
     <w:uiPriority w:val="1"/>
-    <w:semiHidden/>
     <w:unhideWhenUsed/>
   </w:style>
   <w:style w:type="table" w:default="1" w:styleId="TableNormal">
